--- a/games/peril-to-profit-story-atlas/exports/site/player-handouts-all.docx
+++ b/games/peril-to-profit-story-atlas/exports/site/player-handouts-all.docx
@@ -8943,6 +8943,46 @@
         <w:pStyle w:val="Normal"/>
       </w:pPr>
       <w:r>
+        <w:t xml:space="preserve">Group Action Rolls</w:t>
+      </w:r>
+    </w:p>
+    <w:p>
+      <w:pPr>
+        <w:pStyle w:val="Normal"/>
+      </w:pPr>
+      <w:r>
+        <w:t xml:space="preserve">A shared action where one PC leads and the other PCs support with reaction rolls.</w:t>
+      </w:r>
+    </w:p>
+    <w:p>
+      <w:pPr>
+        <w:pStyle w:val="Normal"/>
+      </w:pPr>
+      <w:r>
+        <w:t xml:space="preserve">Use when several PCs work on the same task together and one clear leader makes sense.</w:t>
+      </w:r>
+    </w:p>
+    <w:p>
+      <w:pPr>
+        <w:pStyle w:val="Normal"/>
+      </w:pPr>
+      <w:r>
+        <w:t xml:space="preserve">Choose a leader. Other PCs describe help and make reaction rolls; their successes and failures adjust the leader's action roll.</w:t>
+      </w:r>
+    </w:p>
+    <w:p>
+      <w:pPr>
+        <w:pStyle w:val="Normal"/>
+      </w:pPr>
+      <w:r>
+        <w:t xml:space="preserve">Return to the fiction with the concrete result, cost, or benefit.</w:t>
+      </w:r>
+    </w:p>
+    <w:p>
+      <w:pPr>
+        <w:pStyle w:val="Normal"/>
+      </w:pPr>
+      <w:r>
         <w:t xml:space="preserve">Tag Team Roll</w:t>
       </w:r>
     </w:p>
@@ -9103,6 +9143,86 @@
         <w:pStyle w:val="Normal"/>
       </w:pPr>
       <w:r>
+        <w:t xml:space="preserve">Attack Rolls</w:t>
+      </w:r>
+    </w:p>
+    <w:p>
+      <w:pPr>
+        <w:pStyle w:val="Normal"/>
+      </w:pPr>
+      <w:r>
+        <w:t xml:space="preserve">Action rolls intended to inflict harm with a weapon, spell, or unarmed strike.</w:t>
+      </w:r>
+    </w:p>
+    <w:p>
+      <w:pPr>
+        <w:pStyle w:val="Normal"/>
+      </w:pPr>
+      <w:r>
+        <w:t xml:space="preserve">Use when a PC attacks an adversary or a feature calls for an attack roll.</w:t>
+      </w:r>
+    </w:p>
+    <w:p>
+      <w:pPr>
+        <w:pStyle w:val="Normal"/>
+      </w:pPr>
+      <w:r>
+        <w:t xml:space="preserve">Make the relevant action roll against the target Difficulty, then roll damage on a success.</w:t>
+      </w:r>
+    </w:p>
+    <w:p>
+      <w:pPr>
+        <w:pStyle w:val="Normal"/>
+      </w:pPr>
+      <w:r>
+        <w:t xml:space="preserve">Return to the fiction with the concrete result, cost, or benefit.</w:t>
+      </w:r>
+    </w:p>
+    <w:p>
+      <w:pPr>
+        <w:pStyle w:val="Normal"/>
+      </w:pPr>
+      <w:r>
+        <w:t xml:space="preserve">Spellcast Rolls</w:t>
+      </w:r>
+    </w:p>
+    <w:p>
+      <w:pPr>
+        <w:pStyle w:val="Normal"/>
+      </w:pPr>
+      <w:r>
+        <w:t xml:space="preserve">Trait rolls using a character's Spellcast trait when a feature requires one.</w:t>
+      </w:r>
+    </w:p>
+    <w:p>
+      <w:pPr>
+        <w:pStyle w:val="Normal"/>
+      </w:pPr>
+      <w:r>
+        <w:t xml:space="preserve">Use only when the feature, spell, or card calls for a Spellcast Roll.</w:t>
+      </w:r>
+    </w:p>
+    <w:p>
+      <w:pPr>
+        <w:pStyle w:val="Normal"/>
+      </w:pPr>
+      <w:r>
+        <w:t xml:space="preserve">Use your Spellcast trait when the feature says to make a Spellcast Roll.</w:t>
+      </w:r>
+    </w:p>
+    <w:p>
+      <w:pPr>
+        <w:pStyle w:val="Normal"/>
+      </w:pPr>
+      <w:r>
+        <w:t xml:space="preserve">Return to the fiction with the concrete result, cost, or benefit.</w:t>
+      </w:r>
+    </w:p>
+    <w:p>
+      <w:pPr>
+        <w:pStyle w:val="Normal"/>
+      </w:pPr>
+      <w:r>
         <w:t xml:space="preserve">Evasion</w:t>
       </w:r>
     </w:p>
@@ -9143,6 +9263,126 @@
         <w:pStyle w:val="Normal"/>
       </w:pPr>
       <w:r>
+        <w:t xml:space="preserve">Proficiency</w:t>
+      </w:r>
+    </w:p>
+    <w:p>
+      <w:pPr>
+        <w:pStyle w:val="Normal"/>
+      </w:pPr>
+      <w:r>
+        <w:t xml:space="preserve">The number that sets how many damage dice a PC rolls with weapons and many damaging features.</w:t>
+      </w:r>
+    </w:p>
+    <w:p>
+      <w:pPr>
+        <w:pStyle w:val="Normal"/>
+      </w:pPr>
+      <w:r>
+        <w:t xml:space="preserve">Use after a successful PC attack or when a feature references Proficiency.</w:t>
+      </w:r>
+    </w:p>
+    <w:p>
+      <w:pPr>
+        <w:pStyle w:val="Normal"/>
+      </w:pPr>
+      <w:r>
+        <w:t xml:space="preserve">Roll a number of damage dice equal to Proficiency, then add the listed modifier.</w:t>
+      </w:r>
+    </w:p>
+    <w:p>
+      <w:pPr>
+        <w:pStyle w:val="Normal"/>
+      </w:pPr>
+      <w:r>
+        <w:t xml:space="preserve">Return to the fiction with the concrete result, cost, or benefit.</w:t>
+      </w:r>
+    </w:p>
+    <w:p>
+      <w:pPr>
+        <w:pStyle w:val="Normal"/>
+      </w:pPr>
+      <w:r>
+        <w:t xml:space="preserve">Unarmed Attacks</w:t>
+      </w:r>
+    </w:p>
+    <w:p>
+      <w:pPr>
+        <w:pStyle w:val="Normal"/>
+      </w:pPr>
+      <w:r>
+        <w:t xml:space="preserve">Attacks without a weapon use Strength or Finesse and deal Proficiency d4 physical damage on a success.</w:t>
+      </w:r>
+    </w:p>
+    <w:p>
+      <w:pPr>
+        <w:pStyle w:val="Normal"/>
+      </w:pPr>
+      <w:r>
+        <w:t xml:space="preserve">Use when a PC punches, kicks, tackles, or otherwise attacks without a listed weapon.</w:t>
+      </w:r>
+    </w:p>
+    <w:p>
+      <w:pPr>
+        <w:pStyle w:val="Normal"/>
+      </w:pPr>
+      <w:r>
+        <w:t xml:space="preserve">Yes. Use Strength or Finesse as fits the fiction, then roll Proficiency d4 damage on a hit.</w:t>
+      </w:r>
+    </w:p>
+    <w:p>
+      <w:pPr>
+        <w:pStyle w:val="Normal"/>
+      </w:pPr>
+      <w:r>
+        <w:t xml:space="preserve">Return to the fiction with the concrete result, cost, or benefit.</w:t>
+      </w:r>
+    </w:p>
+    <w:p>
+      <w:pPr>
+        <w:pStyle w:val="Normal"/>
+      </w:pPr>
+      <w:r>
+        <w:t xml:space="preserve">Attack of Opportunity</w:t>
+      </w:r>
+    </w:p>
+    <w:p>
+      <w:pPr>
+        <w:pStyle w:val="Normal"/>
+      </w:pPr>
+      <w:r>
+        <w:t xml:space="preserve">A Warrior feature that punishes an adversary leaving Melee range.</w:t>
+      </w:r>
+    </w:p>
+    <w:p>
+      <w:pPr>
+        <w:pStyle w:val="Normal"/>
+      </w:pPr>
+      <w:r>
+        <w:t xml:space="preserve">Use for Garrick when an adversary in Melee tries to leave that range.</w:t>
+      </w:r>
+    </w:p>
+    <w:p>
+      <w:pPr>
+        <w:pStyle w:val="Normal"/>
+      </w:pPr>
+      <w:r>
+        <w:t xml:space="preserve">If the feature applies, make the reaction roll and choose the listed success effect from the sheet.</w:t>
+      </w:r>
+    </w:p>
+    <w:p>
+      <w:pPr>
+        <w:pStyle w:val="Normal"/>
+      </w:pPr>
+      <w:r>
+        <w:t xml:space="preserve">Return to the fiction with the concrete result, cost, or benefit.</w:t>
+      </w:r>
+    </w:p>
+    <w:p>
+      <w:pPr>
+        <w:pStyle w:val="Normal"/>
+      </w:pPr>
+      <w:r>
         <w:t xml:space="preserve">Damage Thresholds</w:t>
       </w:r>
     </w:p>
@@ -9311,7 +9551,7 @@
         <w:pStyle w:val="Normal"/>
       </w:pPr>
       <w:r>
-        <w:t xml:space="preserve">About an hour to recover and prepare.</w:t>
+        <w:t xml:space="preserve">About an hour to recover and prepare; the GM gains 1d4 Fear.</w:t>
       </w:r>
     </w:p>
     <w:p>
@@ -9327,7 +9567,7 @@
         <w:pStyle w:val="Normal"/>
       </w:pPr>
       <w:r>
-        <w:t xml:space="preserve">Tend Wounds, Clear Stress, Repair Armor, or Prepare.</w:t>
+        <w:t xml:space="preserve">Each PC chooses two downtime moves. The GM gains 1d4 Fear, then play returns with refreshed pressure.</w:t>
       </w:r>
     </w:p>
     <w:p>
@@ -9503,6 +9743,86 @@
         <w:pStyle w:val="Normal"/>
       </w:pPr>
       <w:r>
+        <w:t xml:space="preserve">Falling / Collision Damage</w:t>
+      </w:r>
+    </w:p>
+    <w:p>
+      <w:pPr>
+        <w:pStyle w:val="Normal"/>
+      </w:pPr>
+      <w:r>
+        <w:t xml:space="preserve">SRD guidance for falls and dangerous-speed collisions.</w:t>
+      </w:r>
+    </w:p>
+    <w:p>
+      <w:pPr>
+        <w:pStyle w:val="Normal"/>
+      </w:pPr>
+      <w:r>
+        <w:t xml:space="preserve">Use when a fall or collision is a real consequence already established in the fiction.</w:t>
+      </w:r>
+    </w:p>
+    <w:p>
+      <w:pPr>
+        <w:pStyle w:val="Normal"/>
+      </w:pPr>
+      <w:r>
+        <w:t xml:space="preserve">Use the SRD fall/collision guide and scale it to the range, speed, and established danger.</w:t>
+      </w:r>
+    </w:p>
+    <w:p>
+      <w:pPr>
+        <w:pStyle w:val="Normal"/>
+      </w:pPr>
+      <w:r>
+        <w:t xml:space="preserve">Return to the fiction with the concrete result, cost, or benefit.</w:t>
+      </w:r>
+    </w:p>
+    <w:p>
+      <w:pPr>
+        <w:pStyle w:val="Normal"/>
+      </w:pPr>
+      <w:r>
+        <w:t xml:space="preserve">Fate Rolls</w:t>
+      </w:r>
+    </w:p>
+    <w:p>
+      <w:pPr>
+        <w:pStyle w:val="Normal"/>
+      </w:pPr>
+      <w:r>
+        <w:t xml:space="preserve">A one-die roll when the GM leaves an outcome entirely to chance.</w:t>
+      </w:r>
+    </w:p>
+    <w:p>
+      <w:pPr>
+        <w:pStyle w:val="Normal"/>
+      </w:pPr>
+      <w:r>
+        <w:t xml:space="preserve">Use when the PCs are not directly causing the result but chance should decide a detail.</w:t>
+      </w:r>
+    </w:p>
+    <w:p>
+      <w:pPr>
+        <w:pStyle w:val="Normal"/>
+      </w:pPr>
+      <w:r>
+        <w:t xml:space="preserve">Name the stakes first, then roll one Duality Die and interpret it openly.</w:t>
+      </w:r>
+    </w:p>
+    <w:p>
+      <w:pPr>
+        <w:pStyle w:val="Normal"/>
+      </w:pPr>
+      <w:r>
+        <w:t xml:space="preserve">Return to the fiction with the concrete result, cost, or benefit.</w:t>
+      </w:r>
+    </w:p>
+    <w:p>
+      <w:pPr>
+        <w:pStyle w:val="Normal"/>
+      </w:pPr>
+      <w:r>
         <w:t xml:space="preserve">Conditions</w:t>
       </w:r>
     </w:p>
@@ -9543,6 +9863,46 @@
         <w:pStyle w:val="Normal"/>
       </w:pPr>
       <w:r>
+        <w:t xml:space="preserve">Temporary Effects</w:t>
+      </w:r>
+    </w:p>
+    <w:p>
+      <w:pPr>
+        <w:pStyle w:val="Normal"/>
+      </w:pPr>
+      <w:r>
+        <w:t xml:space="preserve">Temporary conditions or effects can be cleared through the listed move, feature text, natural end, or spell/Fear procedure.</w:t>
+      </w:r>
+    </w:p>
+    <w:p>
+      <w:pPr>
+        <w:pStyle w:val="Normal"/>
+      </w:pPr>
+      <w:r>
+        <w:t xml:space="preserve">Use when a feature says an effect or condition is temporary.</w:t>
+      </w:r>
+    </w:p>
+    <w:p>
+      <w:pPr>
+        <w:pStyle w:val="Normal"/>
+      </w:pPr>
+      <w:r>
+        <w:t xml:space="preserve">Use the effect text first. If it is a temporary condition, clear it through the appropriate move or spotlight procedure.</w:t>
+      </w:r>
+    </w:p>
+    <w:p>
+      <w:pPr>
+        <w:pStyle w:val="Normal"/>
+      </w:pPr>
+      <w:r>
+        <w:t xml:space="preserve">Return to the fiction with the concrete result, cost, or benefit.</w:t>
+      </w:r>
+    </w:p>
+    <w:p>
+      <w:pPr>
+        <w:pStyle w:val="Normal"/>
+      </w:pPr>
+      <w:r>
         <w:t xml:space="preserve">Hidden</w:t>
       </w:r>
     </w:p>
@@ -10119,7 +10479,7 @@
         <w:pStyle w:val="Normal"/>
       </w:pPr>
       <w:r>
-        <w:t xml:space="preserve">A deeper downtime recovery and reset structure used when the story has enough time.</w:t>
+        <w:t xml:space="preserve">Extended downtime recovery; the GM gains 1d4 plus the number of PCs in Fear and may advance a long-term countdown.</w:t>
       </w:r>
     </w:p>
     <w:p>
@@ -10135,7 +10495,7 @@
         <w:pStyle w:val="Normal"/>
       </w:pPr>
       <w:r>
-        <w:t xml:space="preserve">Not during immediate danger. Use short rest inside the one-shot; save long rest for between-session recovery or continuation play.</w:t>
+        <w:t xml:space="preserve">Not during immediate danger. Use short rest inside the one-shot; save long rest for continuation play and long-term pressure.</w:t>
       </w:r>
     </w:p>
     <w:p>
@@ -14103,7 +14463,7 @@
         <w:pStyle w:val="Normal"/>
       </w:pPr>
       <w:r>
-        <w:t xml:space="preserve">Build 2026-06-23T21:40:58 | Content hash bb37aea68192b5b9 | Source hash dac3370046ed077140fab2d6</w:t>
+        <w:t xml:space="preserve">Build 2026-07-05T12:33:16 | Content hash b24de482a23ed768 | Source hash 6753a06c32e5dca07a19eb73</w:t>
       </w:r>
     </w:p>
     <w:sectPr/>
